--- a/novels/Mistakenly Dragged Survival/Chapter_1_Wrong_Umbrella.docx
+++ b/novels/Mistakenly Dragged Survival/Chapter_1_Wrong_Umbrella.docx
@@ -546,7 +546,7 @@
           <w:sz w:val="24"/>
           <w:szCs w:val="24"/>
         </w:rPr>
-        <w:t xml:space="preserve">He wrote: Instance — Ash Ward. S-Rank. Survival probability NULL. Assigned under CHEN WEI (ID 2047). Entry triggered by name tag on borrowed umbrella. Administrative error, origin unclear. No prior orientation. No game knowledge. All data must come from direct observation.</w:t>
+        <w:t>He wrote: Instance, Ash Ward. S-Rank. Survival probability NULL. Assigned under CHEN WEI (ID 2047). Entry triggered by name tag on borrowed umbrella. Administrative error, origin unclear. No prior orientation. No game knowledge. All data must come from direct observation.</w:t>
       </w:r>
     </w:p>
     <w:p>
@@ -572,7 +572,7 @@
           <w:sz w:val="24"/>
           <w:szCs w:val="24"/>
         </w:rPr>
-        <w:t xml:space="preserve">The corridor ran approximately 40 meters to a T-junction. Emergency exit signs at two points, both lit. Three doors on the left side, all closed. One door on the right, standing open roughly 10 centimeters. From behind it came a slow exhalation — wet, heavy, more volume than a single chest produces. He timed three cycles. 8 seconds, 11 seconds, 9 seconds. Irregular. He wrote: Room R-1, right side, open 10 cm, occupant present, respiratory pattern irregular. Approach deferred. He moved on.</w:t>
+        <w:t>The corridor ran approximately 40 meters to a T-junction. Emergency exit signs at two points, both lit. Three doors on the left side, all closed. One door on the right, standing open roughly 10 centimeters. From behind it came a slow exhalation, wet, heavy, more volume than a single chest produces. He timed three cycles. 8 seconds, 11 seconds, 9 seconds. Irregular. He wrote: Room R-1, right side, open 10 cm, occupant present, respiratory pattern irregular. Approach deferred. He moved on.</w:t>
       </w:r>
     </w:p>
     <w:p>
@@ -637,7 +637,7 @@
           <w:sz w:val="24"/>
           <w:szCs w:val="24"/>
         </w:rPr>
-        <w:t xml:space="preserve">He wrote: Entity B, right fork, estimated 30 meters out. Advances only on dark phase. 2 meters per cycle. He waited one more cycle, then checked the left fork. Both gurneys rotated 15 degrees simultaneously, no sound, no visible cause. He filed the correlation as a possible proximity indicator — something might be tracking him from that direction — and held position until Entity B reached the junction.</w:t>
+        <w:t>He wrote: Entity B, right fork, estimated 30 meters out. Advances only on dark phase. 2 meters per cycle. He waited one more cycle, then checked the left fork. Both gurneys rotated 15 degrees simultaneously, no sound, no visible cause. He filed the correlation as a possible proximity indicator, something might be tracking him from that direction, and held position until Entity B reached the junction.</w:t>
       </w:r>
     </w:p>
     <w:p>
@@ -742,7 +742,7 @@
           <w:sz w:val="24"/>
           <w:szCs w:val="24"/>
         </w:rPr>
-        <w:t xml:space="preserve">On the next window he moved into the right fork. Supply closet at 8 meters from the junction, door opening inward — he checked the latch and marked it as a fallback point. At 28 meters, a stairwell door with a push bar and no visible lock. He pulled it open 10 centimeters and held the gap.</w:t>
+        <w:t>On the next window he moved into the right fork. Supply closet at 8 meters from the junction, door opening inward, he checked the latch and marked it as a fallback point. At 28 meters, a stairwell door with a push bar and no visible lock. He pulled it open 10 centimeters and held the gap.</w:t>
       </w:r>
     </w:p>
     <w:p>
@@ -1002,7 +1002,7 @@
           <w:sz w:val="24"/>
           <w:szCs w:val="24"/>
         </w:rPr>
-        <w:t xml:space="preserve">Medical shelving, mostly bare. A wheeled cart pushed against the right wall, rust-brown stains dried along its base. A whiteboard on the far wall with writing in two stages — both shaky, done at different times, the gap visible in the spacing.</w:t>
+        <w:t>Medical shelving, mostly bare. A wheeled cart pushed against the right wall, rust-brown stains dried along its base. A whiteboard on the far wall with writing in two stages, both shaky, done at different times, the gap visible in the spacing.</w:t>
       </w:r>
     </w:p>
     <w:p>
@@ -1080,7 +1080,7 @@
           <w:sz w:val="24"/>
           <w:szCs w:val="24"/>
         </w:rPr>
-        <w:t xml:space="preserve">He copied both lines into the notebook and left. The scraping was close — 8 meters out, still advancing. He moved back to the stairwell, went down, and reached the landing with the sound still audible from above.</w:t>
+        <w:t>He copied both lines into the notebook and left. The scraping was close, 8 meters out, still advancing. He moved back to the stairwell, went down, and reached the landing with the sound still audible from above.</w:t>
       </w:r>
     </w:p>
     <w:p>
@@ -1289,7 +1289,7 @@
           <w:sz w:val="24"/>
           <w:szCs w:val="24"/>
         </w:rPr>
-        <w:t xml:space="preserve">"Ash Ward. Cleared 47:11. Exit code 3-7-1, confirmed. Entity B transit variance 2:18 to 2:21, ceiling held at 2:10. Floor 2 drag entity: 7-second pause interval, center-hallway approach. Floor 3 flagged as prohibited by unknown prior source — reason undocumented. Mark as active variable."</w:t>
+        <w:t>"Ash Ward. Cleared 47:11. Exit code 3-7-1, confirmed. Entity B transit variance 2:18 to 2:21, ceiling held at 2:10. Floor 2 drag entity: 7-second pause interval, center-hallway approach. Floor 3 flagged as prohibited by unknown prior source, reason undocumented. Mark as active variable."</w:t>
       </w:r>
     </w:p>
     <w:p>
@@ -1328,7 +1328,7 @@
           <w:sz w:val="24"/>
           <w:szCs w:val="24"/>
         </w:rPr>
-        <w:t xml:space="preserve">Chen Wei was in the building right now. Probably at his desk. The game had read his ID off the umbrella handle and sent Jiang Wenxu in under his entry. The log entry — the cleared instance, the ANOMALOUS performance flag, everything — was sitting in Chen Wei's record. Chen Wei had no idea any of it existed.</w:t>
+        <w:t>Chen Wei was in the building right now. Probably at his desk. The game had read his ID off the umbrella handle and sent Jiang Wenxu in under his entry. The log entry, the cleared instance, the ANOMALOUS performance flag, everything, was sitting in Chen Wei's record. Chen Wei had no idea any of it existed.</w:t>
       </w:r>
     </w:p>
     <w:p>
@@ -1471,7 +1471,7 @@
           <w:sz w:val="24"/>
           <w:szCs w:val="24"/>
         </w:rPr>
-        <w:t xml:space="preserve">He picked up the umbrella — it was still raining — and walked toward the subway entrance.</w:t>
+        <w:t>He picked up the umbrella, it was still raining, and walked toward the subway entrance.</w:t>
       </w:r>
     </w:p>
     <w:p>
